--- a/docs/FinalWalkthrough.docx
+++ b/docs/FinalWalkthrough.docx
@@ -12297,6 +12297,20 @@
     </w:p>
     <w:p>
       <w:pPr>
+        <w:spacing w:after="180" w:line="276" w:lineRule="auto"/>
+      </w:pPr>
+      <w:r>
+        <w:rPr>
+          <w:b/>
+        </w:rPr>
+        <w:t xml:space="preserve">More than one supplier.</w:t>
+      </w:r>
+      <w:r>
+        <w:t xml:space="preserve"> Where Purchasing canvassed several suppliers, each quotation is recorded on the same request through Add Comparison Quotation, up to three in total. Recording them together is what allows Accounting to compare on price; submitted one at a time there would be nothing to compare against.</w:t>
+      </w:r>
+    </w:p>
+    <w:p>
+      <w:pPr>
         <w:spacing w:before="200" w:after="100" w:line="276" w:lineRule="auto"/>
         <w:ind w:left="360"/>
       </w:pPr>
@@ -12443,6 +12457,20 @@
     </w:p>
     <w:p>
       <w:pPr>
+        <w:spacing w:after="180" w:line="276" w:lineRule="auto"/>
+      </w:pPr>
+      <w:r>
+        <w:rPr>
+          <w:b/>
+        </w:rPr>
+        <w:t xml:space="preserve">What Accounting is checking.</w:t>
+      </w:r>
+      <w:r>
+        <w:t xml:space="preserve"> Each line of the review checklist now carries the evidence that answers it: the item and the contract it serves, the supplier checks, the price and quote reference, and the needed-by date against the expected fulfilment date. The supplier line states whether the quoted supplier is an accredited directory record, still active, and cleared for this department and request type — the questions Accounting answers, as distinct from whether the supplier can deliver, which Purchasing has already established. Where a canvass exists, the quotations are listed cheapest first with the funded one marked, and Accounting may fund a different one; the budget check then uses the quotation selected.</w:t>
+      </w:r>
+    </w:p>
+    <w:p>
+      <w:pPr>
         <w:spacing w:before="200" w:after="100" w:line="276" w:lineRule="auto"/>
         <w:ind w:left="360"/>
       </w:pPr>
@@ -15762,6 +15790,20 @@
     </w:p>
     <w:p>
       <w:pPr>
+        <w:spacing w:after="180" w:line="276" w:lineRule="auto"/>
+      </w:pPr>
+      <w:r>
+        <w:rPr>
+          <w:b/>
+        </w:rPr>
+        <w:t xml:space="preserve">What the freeze still allows.</w:t>
+      </w:r>
+      <w:r>
+        <w:t xml:space="preserve"> A physical item can break, go missing, or spoil inside the last week, and that is a fact rather than a decision. The freeze locks what the event is owed, not which particular unit satisfies it, so the department can click Report Damage Or Loss &amp;amp; Replace on the item and swap it for an equivalent at the same quantity. An incident is filed automatically, Accounting and Admin are notified, and the replacement returns to pending preparation. Reducing the quantity, or removing the item altogether, is still the thing the freeze prevents and still needs an Admin.</w:t>
+      </w:r>
+    </w:p>
+    <w:p>
+      <w:pPr>
         <w:keepNext/>
         <w:spacing w:before="280" w:after="80"/>
         <w:jc w:val="center"/>
@@ -17062,6 +17104,725 @@
     <w:p>
       <w:r>
         <w:br w:type="page"/>
+      </w:r>
+    </w:p>
+    <w:p>
+      <w:pPr>
+        <w:pStyle w:val="Heading1"/>
+        <w:keepNext/>
+        <w:pageBreakBefore/>
+        <w:spacing w:before="0" w:after="240"/>
+      </w:pPr>
+      <w:r>
+        <w:t>Chapter 13. Other Situations You May Encounter</w:t>
+      </w:r>
+    </w:p>
+    <w:p>
+      <w:pPr>
+        <w:spacing w:after="180" w:line="276" w:lineRule="auto"/>
+      </w:pPr>
+      <w:r>
+        <w:t xml:space="preserve">The stages above follow one event from booking to closure. The situations below fall outside that single path — they are the cases each department meets in ordinary work, grouped by the department that handles them. Each states what the system does, so the response is the same whoever is on duty.</w:t>
+      </w:r>
+    </w:p>
+    <w:p>
+      <w:pPr>
+        <w:pStyle w:val="Heading2"/>
+        <w:keepNext/>
+        <w:spacing w:before="360" w:after="160"/>
+      </w:pPr>
+      <w:r>
+        <w:t>13.1 Sales</w:t>
+      </w:r>
+    </w:p>
+    <w:p>
+      <w:pPr>
+        <w:spacing w:after="100" w:line="276" w:lineRule="auto"/>
+        <w:ind w:left="720"/>
+      </w:pPr>
+      <w:r>
+        <w:t xml:space="preserve">•   </w:t>
+      </w:r>
+      <w:r>
+        <w:rPr>
+          <w:b/>
+        </w:rPr>
+        <w:t xml:space="preserve">Two clients want the same tasting slot.</w:t>
+      </w:r>
+      <w:r>
+        <w:t xml:space="preserve"> The second booking is rejected with “The slot on that date is already booked.” Choose another slot or date.</w:t>
+      </w:r>
+    </w:p>
+    <w:p>
+      <w:pPr>
+        <w:spacing w:after="100" w:line="276" w:lineRule="auto"/>
+        <w:ind w:left="720"/>
+      </w:pPr>
+      <w:r>
+        <w:t xml:space="preserve">•   </w:t>
+      </w:r>
+      <w:r>
+        <w:rPr>
+          <w:b/>
+        </w:rPr>
+        <w:t xml:space="preserve">Two events on the same day.</w:t>
+      </w:r>
+      <w:r>
+        <w:t xml:space="preserve"> Same-day contracts are allowed, but the system flags venue conflicts, checks inventory against both events, and prevents vehicles and staff from being double-booked.</w:t>
+      </w:r>
+    </w:p>
+    <w:p>
+      <w:pPr>
+        <w:spacing w:after="100" w:line="276" w:lineRule="auto"/>
+        <w:ind w:left="720"/>
+      </w:pPr>
+      <w:r>
+        <w:t xml:space="preserve">•   </w:t>
+      </w:r>
+      <w:r>
+        <w:rPr>
+          <w:b/>
+        </w:rPr>
+        <w:t xml:space="preserve">Client details change late.</w:t>
+      </w:r>
+      <w:r>
+        <w:t xml:space="preserve"> Details can be edited while the contract is a draft. After approval, changes to material lists are locked seven days before the event by the material freeze.</w:t>
+      </w:r>
+    </w:p>
+    <w:p>
+      <w:pPr>
+        <w:spacing w:after="100" w:line="276" w:lineRule="auto"/>
+        <w:ind w:left="720"/>
+      </w:pPr>
+      <w:r>
+        <w:t xml:space="preserve">•   </w:t>
+      </w:r>
+      <w:r>
+        <w:rPr>
+          <w:b/>
+        </w:rPr>
+        <w:t xml:space="preserve">Contract goes on hold.</w:t>
+      </w:r>
+      <w:r>
+        <w:t xml:space="preserve"> If the final balance is not collected on time, the stage shows Final Balance Overdue / On Hold; preparation stops until Accounting settles it or management releases the hold.</w:t>
+      </w:r>
+    </w:p>
+    <w:p>
+      <w:pPr>
+        <w:pStyle w:val="Heading2"/>
+        <w:keepNext/>
+        <w:spacing w:before="360" w:after="160"/>
+      </w:pPr>
+      <w:r>
+        <w:t>13.2 Accounting</w:t>
+      </w:r>
+    </w:p>
+    <w:p>
+      <w:pPr>
+        <w:spacing w:after="100" w:line="276" w:lineRule="auto"/>
+        <w:ind w:left="720"/>
+      </w:pPr>
+      <w:r>
+        <w:t xml:space="preserve">•   </w:t>
+      </w:r>
+      <w:r>
+        <w:rPr>
+          <w:b/>
+        </w:rPr>
+        <w:t xml:space="preserve">Client pays everything up front.</w:t>
+      </w:r>
+      <w:r>
+        <w:t xml:space="preserve"> Record the full amount; the collection timeline and holds no longer apply.</w:t>
+      </w:r>
+    </w:p>
+    <w:p>
+      <w:pPr>
+        <w:spacing w:after="100" w:line="276" w:lineRule="auto"/>
+        <w:ind w:left="720"/>
+      </w:pPr>
+      <w:r>
+        <w:t xml:space="preserve">•   </w:t>
+      </w:r>
+      <w:r>
+        <w:rPr>
+          <w:b/>
+        </w:rPr>
+        <w:t xml:space="preserve">40% missed.</w:t>
+      </w:r>
+      <w:r>
+        <w:t xml:space="preserve"> The system opens the follow-up and milestone alerts, then the 30-day aging window, reminding weekly while the account stays unpaid; if it is still unpaid at the end, the account is flagged uncollectible.</w:t>
+      </w:r>
+    </w:p>
+    <w:p>
+      <w:pPr>
+        <w:spacing w:after="100" w:line="276" w:lineRule="auto"/>
+        <w:ind w:left="720"/>
+      </w:pPr>
+      <w:r>
+        <w:t xml:space="preserve">•   </w:t>
+      </w:r>
+      <w:r>
+        <w:rPr>
+          <w:b/>
+        </w:rPr>
+        <w:t xml:space="preserve">60% missed.</w:t>
+      </w:r>
+      <w:r>
+        <w:t xml:space="preserve"> The contract is held automatically; preparation stops until payment or a management release. The hold is repeated weekly for as long as it stands.</w:t>
+      </w:r>
+    </w:p>
+    <w:p>
+      <w:pPr>
+        <w:spacing w:after="100" w:line="276" w:lineRule="auto"/>
+        <w:ind w:left="720"/>
+      </w:pPr>
+      <w:r>
+        <w:t xml:space="preserve">•   </w:t>
+      </w:r>
+      <w:r>
+        <w:rPr>
+          <w:b/>
+        </w:rPr>
+        <w:t xml:space="preserve">Balance never settled.</w:t>
+      </w:r>
+      <w:r>
+        <w:t xml:space="preserve"> One month before the event the booking is cancelled automatically and the date released. Every department is told what to release, and procurement not yet approved is voided.</w:t>
+      </w:r>
+    </w:p>
+    <w:p>
+      <w:pPr>
+        <w:spacing w:after="100" w:line="276" w:lineRule="auto"/>
+        <w:ind w:left="720"/>
+      </w:pPr>
+      <w:r>
+        <w:t xml:space="preserve">•   </w:t>
+      </w:r>
+      <w:r>
+        <w:rPr>
+          <w:b/>
+        </w:rPr>
+        <w:t xml:space="preserve">Budget request exceeds the month’s budget.</w:t>
+      </w:r>
+      <w:r>
+        <w:t xml:space="preserve"> Approval is blocked with the shortfall shown; adjust the monthly budget or return the request to Purchasing.</w:t>
+      </w:r>
+    </w:p>
+    <w:p>
+      <w:pPr>
+        <w:spacing w:after="100" w:line="276" w:lineRule="auto"/>
+        <w:ind w:left="720"/>
+      </w:pPr>
+      <w:r>
+        <w:t xml:space="preserve">•   </w:t>
+      </w:r>
+      <w:r>
+        <w:rPr>
+          <w:b/>
+        </w:rPr>
+        <w:t xml:space="preserve">Only one quotation was gathered.</w:t>
+      </w:r>
+      <w:r>
+        <w:t xml:space="preserve"> The approval says so and names the other suppliers that could have been used. Return the request with Supplier issue to ask Purchasing to canvass.</w:t>
+      </w:r>
+    </w:p>
+    <w:p>
+      <w:pPr>
+        <w:pStyle w:val="Heading2"/>
+        <w:keepNext/>
+        <w:spacing w:before="360" w:after="160"/>
+      </w:pPr>
+      <w:r>
+        <w:t>13.3 Creative, Linen, and Stockroom</w:t>
+      </w:r>
+    </w:p>
+    <w:p>
+      <w:pPr>
+        <w:spacing w:after="100" w:line="276" w:lineRule="auto"/>
+        <w:ind w:left="720"/>
+      </w:pPr>
+      <w:r>
+        <w:t xml:space="preserve">•   </w:t>
+      </w:r>
+      <w:r>
+        <w:rPr>
+          <w:b/>
+        </w:rPr>
+        <w:t xml:space="preserve">The same item is needed by two events on one day.</w:t>
+      </w:r>
+      <w:r>
+        <w:t xml:space="preserve"> Availability is computed per event date, so the quantity already reserved by the other event is not offered. The system proposes same-day alternatives from the same category.</w:t>
+      </w:r>
+    </w:p>
+    <w:p>
+      <w:pPr>
+        <w:spacing w:after="100" w:line="276" w:lineRule="auto"/>
+        <w:ind w:left="720"/>
+      </w:pPr>
+      <w:r>
+        <w:t xml:space="preserve">•   </w:t>
+      </w:r>
+      <w:r>
+        <w:rPr>
+          <w:b/>
+        </w:rPr>
+        <w:t xml:space="preserve">An item is short for the event.</w:t>
+      </w:r>
+      <w:r>
+        <w:t xml:space="preserve"> The contract flags the shortage and suggests alternatives. If none fit, click Request Purchasing Or Rental to raise a requisition.</w:t>
+      </w:r>
+    </w:p>
+    <w:p>
+      <w:pPr>
+        <w:spacing w:after="100" w:line="276" w:lineRule="auto"/>
+        <w:ind w:left="720"/>
+      </w:pPr>
+      <w:r>
+        <w:t xml:space="preserve">•   </w:t>
+      </w:r>
+      <w:r>
+        <w:rPr>
+          <w:b/>
+        </w:rPr>
+        <w:t xml:space="preserve">Trying to release a prepared item inside the last week.</w:t>
+      </w:r>
+      <w:r>
+        <w:t xml:space="preserve"> The material freeze locks assigned items seven days before the event; only an Admin can release them.</w:t>
+      </w:r>
+    </w:p>
+    <w:p>
+      <w:pPr>
+        <w:spacing w:after="100" w:line="276" w:lineRule="auto"/>
+        <w:ind w:left="720"/>
+      </w:pPr>
+      <w:r>
+        <w:t xml:space="preserve">•   </w:t>
+      </w:r>
+      <w:r>
+        <w:rPr>
+          <w:b/>
+        </w:rPr>
+        <w:t xml:space="preserve">An item is damaged, lost, or spoiled inside the freeze.</w:t>
+      </w:r>
+      <w:r>
+        <w:t xml:space="preserve"> Click Report Damage Or Loss &amp;amp; Replace on the item. The quantity does not change, so the event still receives what it was promised, and an incident is filed automatically. Reducing or removing an item still requires an Admin.</w:t>
+      </w:r>
+    </w:p>
+    <w:p>
+      <w:pPr>
+        <w:spacing w:after="100" w:line="276" w:lineRule="auto"/>
+        <w:ind w:left="720"/>
+      </w:pPr>
+      <w:r>
+        <w:t xml:space="preserve">•   </w:t>
+      </w:r>
+      <w:r>
+        <w:rPr>
+          <w:b/>
+        </w:rPr>
+        <w:t xml:space="preserve">An item comes back damaged or missing.</w:t>
+      </w:r>
+      <w:r>
+        <w:t xml:space="preserve"> During post-event checking, click Report Incident on the item instead of marking it checked, so the loss is recorded against the contract.</w:t>
+      </w:r>
+    </w:p>
+    <w:p>
+      <w:pPr>
+        <w:spacing w:after="100" w:line="276" w:lineRule="auto"/>
+        <w:ind w:left="720"/>
+      </w:pPr>
+      <w:r>
+        <w:t xml:space="preserve">•   </w:t>
+      </w:r>
+      <w:r>
+        <w:rPr>
+          <w:b/>
+        </w:rPr>
+        <w:t xml:space="preserve">Linen returns soiled after the event.</w:t>
+      </w:r>
+      <w:r>
+        <w:t xml:space="preserve"> Set the item status to In Laundry on the Linen Inventory page; it is excluded from availability until it returns to stock.</w:t>
+      </w:r>
+    </w:p>
+    <w:p>
+      <w:pPr>
+        <w:spacing w:after="100" w:line="276" w:lineRule="auto"/>
+        <w:ind w:left="720"/>
+      </w:pPr>
+      <w:r>
+        <w:t xml:space="preserve">•   </w:t>
+      </w:r>
+      <w:r>
+        <w:rPr>
+          <w:b/>
+        </w:rPr>
+        <w:t xml:space="preserve">Logistics wants to load early.</w:t>
+      </w:r>
+      <w:r>
+        <w:t xml:space="preserve"> Once the stockroom items are all marked Prepared, the department shows Ready on the load-readiness board and can be collected the day before.</w:t>
+      </w:r>
+    </w:p>
+    <w:p>
+      <w:pPr>
+        <w:pStyle w:val="Heading2"/>
+        <w:keepNext/>
+        <w:spacing w:before="360" w:after="160"/>
+      </w:pPr>
+      <w:r>
+        <w:t>13.4 Kitchen</w:t>
+      </w:r>
+    </w:p>
+    <w:p>
+      <w:pPr>
+        <w:spacing w:after="100" w:line="276" w:lineRule="auto"/>
+        <w:ind w:left="720"/>
+      </w:pPr>
+      <w:r>
+        <w:t xml:space="preserve">•   </w:t>
+      </w:r>
+      <w:r>
+        <w:rPr>
+          <w:b/>
+        </w:rPr>
+        <w:t xml:space="preserve">Event three weeks away.</w:t>
+      </w:r>
+      <w:r>
+        <w:t xml:space="preserve"> Review and confirm the menu checklist; wait for the two-week sourcing alert before buying.</w:t>
+      </w:r>
+    </w:p>
+    <w:p>
+      <w:pPr>
+        <w:spacing w:after="100" w:line="276" w:lineRule="auto"/>
+        <w:ind w:left="720"/>
+      </w:pPr>
+      <w:r>
+        <w:t xml:space="preserve">•   </w:t>
+      </w:r>
+      <w:r>
+        <w:rPr>
+          <w:b/>
+        </w:rPr>
+        <w:t xml:space="preserve">Missing ingredient in stock.</w:t>
+      </w:r>
+      <w:r>
+        <w:t xml:space="preserve"> Update kitchen inventory; shortage alerts flow into purchasing when applicable.</w:t>
+      </w:r>
+    </w:p>
+    <w:p>
+      <w:pPr>
+        <w:spacing w:after="100" w:line="276" w:lineRule="auto"/>
+        <w:ind w:left="720"/>
+      </w:pPr>
+      <w:r>
+        <w:t xml:space="preserve">•   </w:t>
+      </w:r>
+      <w:r>
+        <w:rPr>
+          <w:b/>
+        </w:rPr>
+        <w:t xml:space="preserve">Trying to Mark Ready early.</w:t>
+      </w:r>
+      <w:r>
+        <w:t xml:space="preserve"> The system blocks readiness until every dish on the checklist is confirmed.</w:t>
+      </w:r>
+    </w:p>
+    <w:p>
+      <w:pPr>
+        <w:spacing w:after="100" w:line="276" w:lineRule="auto"/>
+        <w:ind w:left="720"/>
+      </w:pPr>
+      <w:r>
+        <w:t xml:space="preserve">•   </w:t>
+      </w:r>
+      <w:r>
+        <w:rPr>
+          <w:b/>
+        </w:rPr>
+        <w:t xml:space="preserve">Where do my prepared items go?</w:t>
+      </w:r>
+      <w:r>
+        <w:t xml:space="preserve"> Kitchen items appear on the logistics load manifest and the driver pickup checklist; food is excluded from the return checklist.</w:t>
+      </w:r>
+    </w:p>
+    <w:p>
+      <w:pPr>
+        <w:pStyle w:val="Heading2"/>
+        <w:keepNext/>
+        <w:spacing w:before="360" w:after="160"/>
+      </w:pPr>
+      <w:r>
+        <w:t>13.5 Banquet</w:t>
+      </w:r>
+    </w:p>
+    <w:p>
+      <w:pPr>
+        <w:spacing w:after="100" w:line="276" w:lineRule="auto"/>
+        <w:ind w:left="720"/>
+      </w:pPr>
+      <w:r>
+        <w:t xml:space="preserve">•   </w:t>
+      </w:r>
+      <w:r>
+        <w:rPr>
+          <w:b/>
+        </w:rPr>
+        <w:t xml:space="preserve">1,000-pax wedding.</w:t>
+      </w:r>
+      <w:r>
+        <w:t xml:space="preserve"> The suggested plan proposes 40 waiters at one per 25 guests, plus runners, bussers, bartenders, and setup crew scaled to the guest count.</w:t>
+      </w:r>
+    </w:p>
+    <w:p>
+      <w:pPr>
+        <w:spacing w:after="100" w:line="276" w:lineRule="auto"/>
+        <w:ind w:left="720"/>
+      </w:pPr>
+      <w:r>
+        <w:t xml:space="preserve">•   </w:t>
+      </w:r>
+      <w:r>
+        <w:rPr>
+          <w:b/>
+        </w:rPr>
+        <w:t xml:space="preserve">Staff member already booked that day.</w:t>
+      </w:r>
+      <w:r>
+        <w:t xml:space="preserve"> They do not appear in the picker for a second same-day event, and the availability check names the event that holds them.</w:t>
+      </w:r>
+    </w:p>
+    <w:p>
+      <w:pPr>
+        <w:spacing w:after="100" w:line="276" w:lineRule="auto"/>
+        <w:ind w:left="720"/>
+      </w:pPr>
+      <w:r>
+        <w:t xml:space="preserve">•   </w:t>
+      </w:r>
+      <w:r>
+        <w:rPr>
+          <w:b/>
+        </w:rPr>
+        <w:t xml:space="preserve">Change of crew three days before the event.</w:t>
+      </w:r>
+      <w:r>
+        <w:t xml:space="preserve"> The roster is frozen; ask an Admin to record the controlled replacement.</w:t>
+      </w:r>
+    </w:p>
+    <w:p>
+      <w:pPr>
+        <w:spacing w:after="100" w:line="276" w:lineRule="auto"/>
+        <w:ind w:left="720"/>
+      </w:pPr>
+      <w:r>
+        <w:t xml:space="preserve">•   </w:t>
+      </w:r>
+      <w:r>
+        <w:rPr>
+          <w:b/>
+        </w:rPr>
+        <w:t xml:space="preserve">During the event.</w:t>
+      </w:r>
+      <w:r>
+        <w:t xml:space="preserve"> The supervisor reports on-site issues through Incidents.</w:t>
+      </w:r>
+    </w:p>
+    <w:p>
+      <w:pPr>
+        <w:pStyle w:val="Heading2"/>
+        <w:keepNext/>
+        <w:spacing w:before="360" w:after="160"/>
+      </w:pPr>
+      <w:r>
+        <w:t>13.6 Logistics</w:t>
+      </w:r>
+    </w:p>
+    <w:p>
+      <w:pPr>
+        <w:spacing w:after="100" w:line="276" w:lineRule="auto"/>
+        <w:ind w:left="720"/>
+      </w:pPr>
+      <w:r>
+        <w:t xml:space="preserve">•   </w:t>
+      </w:r>
+      <w:r>
+        <w:rPr>
+          <w:b/>
+        </w:rPr>
+        <w:t xml:space="preserve">Two events on the same day.</w:t>
+      </w:r>
+      <w:r>
+        <w:t xml:space="preserve"> Each event books its own truck, driver, and staff vehicles; anything committed to the other event is excluded, and the availability check names the event holding it.</w:t>
+      </w:r>
+    </w:p>
+    <w:p>
+      <w:pPr>
+        <w:spacing w:after="100" w:line="276" w:lineRule="auto"/>
+        <w:ind w:left="720"/>
+      </w:pPr>
+      <w:r>
+        <w:t xml:space="preserve">•   </w:t>
+      </w:r>
+      <w:r>
+        <w:rPr>
+          <w:b/>
+        </w:rPr>
+        <w:t xml:space="preserve">Metro Manila event on a coding day.</w:t>
+      </w:r>
+      <w:r>
+        <w:t xml:space="preserve"> A vehicle whose plate is coded that weekday is excluded; the system notes the coding conflict.</w:t>
+      </w:r>
+    </w:p>
+    <w:p>
+      <w:pPr>
+        <w:spacing w:after="100" w:line="276" w:lineRule="auto"/>
+        <w:ind w:left="720"/>
+      </w:pPr>
+      <w:r>
+        <w:t xml:space="preserve">•   </w:t>
+      </w:r>
+      <w:r>
+        <w:rPr>
+          <w:b/>
+        </w:rPr>
+        <w:t xml:space="preserve">Load exceeds fleet capacity.</w:t>
+      </w:r>
+      <w:r>
+        <w:t xml:space="preserve"> File a rental requisition through Purchasing, inside the seven-day lead time and with Accounting approval.</w:t>
+      </w:r>
+    </w:p>
+    <w:p>
+      <w:pPr>
+        <w:spacing w:after="100" w:line="276" w:lineRule="auto"/>
+        <w:ind w:left="720"/>
+      </w:pPr>
+      <w:r>
+        <w:t xml:space="preserve">•   </w:t>
+      </w:r>
+      <w:r>
+        <w:rPr>
+          <w:b/>
+        </w:rPr>
+        <w:t xml:space="preserve">Event within three days, no truck yet.</w:t>
+      </w:r>
+      <w:r>
+        <w:t xml:space="preserve"> A lead-time warning appears on the contract and a reminder notification is sent — book immediately.</w:t>
+      </w:r>
+    </w:p>
+    <w:p>
+      <w:pPr>
+        <w:spacing w:after="100" w:line="276" w:lineRule="auto"/>
+        <w:ind w:left="720"/>
+      </w:pPr>
+      <w:r>
+        <w:t xml:space="preserve">•   </w:t>
+      </w:r>
+      <w:r>
+        <w:rPr>
+          <w:b/>
+        </w:rPr>
+        <w:t xml:space="preserve">Early pickup.</w:t>
+      </w:r>
+      <w:r>
+        <w:t xml:space="preserve"> The readiness board shows Stockroom Ready while Kitchen is still preparing — load the stockroom items the day before and collect the food on the event day.</w:t>
+      </w:r>
+    </w:p>
+    <w:p>
+      <w:pPr>
+        <w:spacing w:after="100" w:line="276" w:lineRule="auto"/>
+        <w:ind w:left="720"/>
+      </w:pPr>
+      <w:r>
+        <w:t xml:space="preserve">•   </w:t>
+      </w:r>
+      <w:r>
+        <w:rPr>
+          <w:b/>
+        </w:rPr>
+        <w:t xml:space="preserve">Items missing at pack-up.</w:t>
+      </w:r>
+      <w:r>
+        <w:t xml:space="preserve"> The return count differs from the checklist; the team stays until reconciled or an incident is filed for the variance.</w:t>
+      </w:r>
+    </w:p>
+    <w:p>
+      <w:pPr>
+        <w:pStyle w:val="Heading2"/>
+        <w:keepNext/>
+        <w:spacing w:before="360" w:after="160"/>
+      </w:pPr>
+      <w:r>
+        <w:t>13.7 Purchasing</w:t>
+      </w:r>
+    </w:p>
+    <w:p>
+      <w:pPr>
+        <w:spacing w:after="100" w:line="276" w:lineRule="auto"/>
+        <w:ind w:left="720"/>
+      </w:pPr>
+      <w:r>
+        <w:t xml:space="preserve">•   </w:t>
+      </w:r>
+      <w:r>
+        <w:rPr>
+          <w:b/>
+        </w:rPr>
+        <w:t xml:space="preserve">Linen shortage two weeks out.</w:t>
+      </w:r>
+      <w:r>
+        <w:t xml:space="preserve"> The request arrives in the queue; canvass the suppliers, record the quotations, get budget approval, rent or buy, and submit proof — inside the seven-day lead time.</w:t>
+      </w:r>
+    </w:p>
+    <w:p>
+      <w:pPr>
+        <w:spacing w:after="100" w:line="276" w:lineRule="auto"/>
+        <w:ind w:left="720"/>
+      </w:pPr>
+      <w:r>
+        <w:t xml:space="preserve">•   </w:t>
+      </w:r>
+      <w:r>
+        <w:rPr>
+          <w:b/>
+        </w:rPr>
+        <w:t xml:space="preserve">Rush breakage three days before the event.</w:t>
+      </w:r>
+      <w:r>
+        <w:t xml:space="preserve"> The standard lead time has lapsed — use the Emergency Requisition, which carries the Material Control Manager approval path.</w:t>
+      </w:r>
+    </w:p>
+    <w:p>
+      <w:pPr>
+        <w:spacing w:after="100" w:line="276" w:lineRule="auto"/>
+        <w:ind w:left="720"/>
+      </w:pPr>
+      <w:r>
+        <w:t xml:space="preserve">•   </w:t>
+      </w:r>
+      <w:r>
+        <w:rPr>
+          <w:b/>
+        </w:rPr>
+        <w:t xml:space="preserve">Budget rejected.</w:t>
+      </w:r>
+      <w:r>
+        <w:t xml:space="preserve"> Read Accounting’s reason, adjust the supplier or price, and resubmit. Re-opening the request loads the canvass back.</w:t>
+      </w:r>
+    </w:p>
+    <w:p>
+      <w:pPr>
+        <w:pStyle w:val="Heading2"/>
+        <w:keepNext/>
+        <w:spacing w:before="360" w:after="160"/>
+      </w:pPr>
+      <w:r>
+        <w:t>13.8 Two Events on the Same Day</w:t>
+      </w:r>
+    </w:p>
+    <w:p>
+      <w:pPr>
+        <w:spacing w:after="180" w:line="276" w:lineRule="auto"/>
+      </w:pPr>
+      <w:r>
+        <w:t xml:space="preserve">The system checks every shared resource against the date rather than counting it in general. The venue cannot be double-booked. Inventory availability is computed net of what the other event has already reserved, and same-day alternatives are proposed for the shortfall. Vehicles, drivers, and banquet staff committed to one event are withheld from the other, and the screen names the competing event so a short list can be explained rather than guessed at. Where no alternative covers the shortage, the department raises a purchase or rental requisition, which reaches Accounting for the budget check before any money is released.</w:t>
       </w:r>
     </w:p>
     <w:p>

--- a/docs/FinalWalkthrough.docx
+++ b/docs/FinalWalkthrough.docx
@@ -12471,6 +12471,67 @@
     </w:p>
     <w:p>
       <w:pPr>
+        <w:keepNext/>
+        <w:spacing w:before="280" w:after="80"/>
+        <w:jc w:val="center"/>
+      </w:pPr>
+      <w:r>
+        <w:rPr>
+          <w:noProof/>
+        </w:rPr>
+        <w:drawing>
+          <wp:inline distT="0" distB="0" distL="0" distR="0">
+            <wp:extent cx="5943600" cy="6977270"/>
+            <wp:effectExtent l="0" t="0" r="0" b="0"/>
+            <wp:docPr id="44" name="image44.png"/>
+            <wp:cNvGraphicFramePr>
+              <a:graphicFrameLocks xmlns:a="http://schemas.openxmlformats.org/drawingml/2006/main" noChangeAspect="1"/>
+            </wp:cNvGraphicFramePr>
+            <a:graphic xmlns:a="http://schemas.openxmlformats.org/drawingml/2006/main">
+              <a:graphicData uri="http://schemas.openxmlformats.org/drawingml/2006/picture">
+                <pic:pic xmlns:pic="http://schemas.openxmlformats.org/drawingml/2006/picture">
+                  <pic:nvPicPr>
+                    <pic:cNvPr id="44" name="image44.png"/>
+                    <pic:cNvPicPr/>
+                  </pic:nvPicPr>
+                  <pic:blipFill>
+                    <a:blip r:embed="rId54"/>
+                    <a:stretch>
+                      <a:fillRect/>
+                    </a:stretch>
+                  </pic:blipFill>
+                  <pic:spPr>
+                    <a:xfrm>
+                      <a:off x="0" y="0"/>
+                      <a:ext cx="5943600" cy="6977270"/>
+                    </a:xfrm>
+                    <a:prstGeom prst="rect">
+                      <a:avLst/>
+                    </a:prstGeom>
+                  </pic:spPr>
+                </pic:pic>
+              </a:graphicData>
+            </a:graphic>
+          </wp:inline>
+        </w:drawing>
+      </w:r>
+    </w:p>
+    <w:p>
+      <w:pPr>
+        <w:spacing w:after="360"/>
+        <w:jc w:val="center"/>
+      </w:pPr>
+      <w:r>
+        <w:rPr>
+          <w:i/>
+          <w:sz w:val="18"/>
+          <w:szCs w:val="18"/>
+        </w:rPr>
+        <w:t>Figure 8.4 Accounting’s approval: the evidence beside each checklist line, the supplier checks, and the three-quotation canvass</w:t>
+      </w:r>
+    </w:p>
+    <w:p>
+      <w:pPr>
         <w:spacing w:before="200" w:after="100" w:line="276" w:lineRule="auto"/>
         <w:ind w:left="360"/>
       </w:pPr>
@@ -15800,6 +15861,67 @@
       </w:r>
       <w:r>
         <w:t xml:space="preserve"> A physical item can break, go missing, or spoil inside the last week, and that is a fact rather than a decision. The freeze locks what the event is owed, not which particular unit satisfies it, so the department can click Report Damage Or Loss &amp;amp; Replace on the item and swap it for an equivalent at the same quantity. An incident is filed automatically, Accounting and Admin are notified, and the replacement returns to pending preparation. Reducing the quantity, or removing the item altogether, is still the thing the freeze prevents and still needs an Admin.</w:t>
+      </w:r>
+    </w:p>
+    <w:p>
+      <w:pPr>
+        <w:keepNext/>
+        <w:spacing w:before="280" w:after="80"/>
+        <w:jc w:val="center"/>
+      </w:pPr>
+      <w:r>
+        <w:rPr>
+          <w:noProof/>
+        </w:rPr>
+        <w:drawing>
+          <wp:inline distT="0" distB="0" distL="0" distR="0">
+            <wp:extent cx="5943600" cy="6143199"/>
+            <wp:effectExtent l="0" t="0" r="0" b="0"/>
+            <wp:docPr id="45" name="image45.png"/>
+            <wp:cNvGraphicFramePr>
+              <a:graphicFrameLocks xmlns:a="http://schemas.openxmlformats.org/drawingml/2006/main" noChangeAspect="1"/>
+            </wp:cNvGraphicFramePr>
+            <a:graphic xmlns:a="http://schemas.openxmlformats.org/drawingml/2006/main">
+              <a:graphicData uri="http://schemas.openxmlformats.org/drawingml/2006/picture">
+                <pic:pic xmlns:pic="http://schemas.openxmlformats.org/drawingml/2006/picture">
+                  <pic:nvPicPr>
+                    <pic:cNvPr id="45" name="image45.png"/>
+                    <pic:cNvPicPr/>
+                  </pic:nvPicPr>
+                  <pic:blipFill>
+                    <a:blip r:embed="rId55"/>
+                    <a:stretch>
+                      <a:fillRect/>
+                    </a:stretch>
+                  </pic:blipFill>
+                  <pic:spPr>
+                    <a:xfrm>
+                      <a:off x="0" y="0"/>
+                      <a:ext cx="5943600" cy="6143199"/>
+                    </a:xfrm>
+                    <a:prstGeom prst="rect">
+                      <a:avLst/>
+                    </a:prstGeom>
+                  </pic:spPr>
+                </pic:pic>
+              </a:graphicData>
+            </a:graphic>
+          </wp:inline>
+        </w:drawing>
+      </w:r>
+    </w:p>
+    <w:p>
+      <w:pPr>
+        <w:spacing w:after="360"/>
+        <w:jc w:val="center"/>
+      </w:pPr>
+      <w:r>
+        <w:rPr>
+          <w:i/>
+          <w:sz w:val="18"/>
+          <w:szCs w:val="18"/>
+        </w:rPr>
+        <w:t>Figure 11.3 Replacing a damaged item inside the material freeze — the quantity cannot change</w:t>
       </w:r>
     </w:p>
     <w:p>
